--- a/resources/تقرير الغياب اليومي 5-8-2026.docx
+++ b/resources/تقرير الغياب اليومي 5-8-2026.docx
@@ -980,7 +980,7 @@
           <w:rtl/>
           <w:lang w:bidi="ar-SY"/>
         </w:rPr>
-        <w:t>تقرير عدم تسجيل بصمة الخروج حسب نافذة الخروج</w:t>
+        <w:t>تقرير عدم تسجيل بصمة الخروج حسب جداول الوقت</w:t>
       </w:r>
       <w:r>
         <w:rPr>
@@ -1020,12 +1020,13 @@
         <w:tblLook w:val="04A0" w:firstRow="1" w:lastRow="0" w:firstColumn="1" w:lastColumn="0" w:noHBand="0" w:noVBand="1"/>
       </w:tblPr>
       <w:tblGrid>
-        <w:gridCol w:w="700"/>
-        <w:gridCol w:w="3100"/>
-        <w:gridCol w:w="2500"/>
-        <w:gridCol w:w="2300"/>
-        <w:gridCol w:w="1000"/>
-        <w:gridCol w:w="1756"/>
+        <w:gridCol w:w="600"/>
+        <w:gridCol w:w="2700"/>
+        <w:gridCol w:w="2200"/>
+        <w:gridCol w:w="2000"/>
+        <w:gridCol w:w="950"/>
+        <w:gridCol w:w="950"/>
+        <w:gridCol w:w="1956"/>
       </w:tblGrid>
       <w:tr>
         <w:trPr>
@@ -1034,7 +1035,7 @@
         <w:tc>
           <w:tcPr>
             <w:cnfStyle w:val="001000000000" w:firstRow="0" w:lastRow="0" w:firstColumn="1" w:lastColumn="0" w:oddVBand="0" w:evenVBand="0" w:oddHBand="0" w:evenHBand="0" w:firstRowFirstColumn="0" w:firstRowLastColumn="0" w:lastRowFirstColumn="0" w:lastRowLastColumn="0"/>
-            <w:tcW w:w="700" w:type="dxa"/>
+            <w:tcW w:w="600" w:type="dxa"/>
             <w:vAlign w:val="center"/>
           </w:tcPr>
           <w:p>
@@ -1058,7 +1059,7 @@
         </w:tc>
         <w:tc>
           <w:tcPr>
-            <w:tcW w:w="3100" w:type="dxa"/>
+            <w:tcW w:w="2700" w:type="dxa"/>
             <w:vAlign w:val="center"/>
           </w:tcPr>
           <w:p>
@@ -1083,7 +1084,7 @@
         </w:tc>
         <w:tc>
           <w:tcPr>
-            <w:tcW w:w="2500" w:type="dxa"/>
+            <w:tcW w:w="2200" w:type="dxa"/>
             <w:vAlign w:val="center"/>
           </w:tcPr>
           <w:p>
@@ -1108,7 +1109,7 @@
         </w:tc>
         <w:tc>
           <w:tcPr>
-            <w:tcW w:w="2300" w:type="dxa"/>
+            <w:tcW w:w="2000" w:type="dxa"/>
             <w:vAlign w:val="center"/>
           </w:tcPr>
           <w:p>
@@ -1133,7 +1134,7 @@
         </w:tc>
         <w:tc>
           <w:tcPr>
-            <w:tcW w:w="1000" w:type="dxa"/>
+            <w:tcW w:w="950" w:type="dxa"/>
             <w:vAlign w:val="center"/>
           </w:tcPr>
           <w:p>
@@ -1152,13 +1153,38 @@
                 <w:rtl/>
                 <w:lang w:bidi="ar-SY"/>
               </w:rPr>
-              <w:t>وقت الحضور</w:t>
-            </w:r>
-          </w:p>
-        </w:tc>
-        <w:tc>
-          <w:tcPr>
-            <w:tcW w:w="1756" w:type="dxa"/>
+              <w:t>وقت الدخول المتوقع</w:t>
+            </w:r>
+          </w:p>
+        </w:tc>
+        <w:tc>
+          <w:tcPr>
+            <w:tcW w:w="950" w:type="dxa"/>
+            <w:vAlign w:val="center"/>
+          </w:tcPr>
+          <w:p>
+            <w:pPr>
+              <w:bidi/>
+              <w:jc w:val="center"/>
+              <w:cnfStyle w:val="100000000000" w:firstRow="1" w:lastRow="0" w:firstColumn="0" w:lastColumn="0" w:oddVBand="0" w:evenVBand="0" w:oddHBand="0" w:evenHBand="0" w:firstRowFirstColumn="0" w:firstRowLastColumn="0" w:lastRowFirstColumn="0" w:lastRowLastColumn="0"/>
+              <w:rPr>
+                <w:rtl/>
+                <w:lang w:bidi="ar-SY"/>
+              </w:rPr>
+            </w:pPr>
+            <w:r>
+              <w:rPr>
+                <w:rFonts w:hint="cs"/>
+                <w:rtl/>
+                <w:lang w:bidi="ar-SY"/>
+              </w:rPr>
+              <w:t>وقت الخروج المتوقع</w:t>
+            </w:r>
+          </w:p>
+        </w:tc>
+        <w:tc>
+          <w:tcPr>
+            <w:tcW w:w="1956" w:type="dxa"/>
             <w:vAlign w:val="center"/>
           </w:tcPr>
           <w:p>
@@ -1189,7 +1215,7 @@
         <w:tc>
           <w:tcPr>
             <w:cnfStyle w:val="001000000000" w:firstRow="0" w:lastRow="0" w:firstColumn="1" w:lastColumn="0" w:oddVBand="0" w:evenVBand="0" w:oddHBand="0" w:evenHBand="0" w:firstRowFirstColumn="0" w:firstRowLastColumn="0" w:lastRowFirstColumn="0" w:lastRowLastColumn="0"/>
-            <w:tcW w:w="700" w:type="dxa"/>
+            <w:tcW w:w="600" w:type="dxa"/>
             <w:vAlign w:val="center"/>
           </w:tcPr>
           <w:p>
@@ -1211,7 +1237,7 @@
         </w:tc>
         <w:tc>
           <w:tcPr>
-            <w:tcW w:w="3100" w:type="dxa"/>
+            <w:tcW w:w="2700" w:type="dxa"/>
             <w:vAlign w:val="center"/>
           </w:tcPr>
           <w:p>
@@ -1237,7 +1263,7 @@
         </w:tc>
         <w:tc>
           <w:tcPr>
-            <w:tcW w:w="2500" w:type="dxa"/>
+            <w:tcW w:w="2200" w:type="dxa"/>
             <w:vAlign w:val="center"/>
           </w:tcPr>
           <w:p>
@@ -1261,7 +1287,7 @@
         </w:tc>
         <w:tc>
           <w:tcPr>
-            <w:tcW w:w="2300" w:type="dxa"/>
+            <w:tcW w:w="2000" w:type="dxa"/>
             <w:vAlign w:val="center"/>
           </w:tcPr>
           <w:p>
@@ -1283,7 +1309,7 @@
         </w:tc>
         <w:tc>
           <w:tcPr>
-            <w:tcW w:w="1000" w:type="dxa"/>
+            <w:tcW w:w="950" w:type="dxa"/>
             <w:vAlign w:val="center"/>
           </w:tcPr>
           <w:p>
@@ -1305,7 +1331,29 @@
         </w:tc>
         <w:tc>
           <w:tcPr>
-            <w:tcW w:w="1756" w:type="dxa"/>
+            <w:tcW w:w="950" w:type="dxa"/>
+            <w:vAlign w:val="center"/>
+          </w:tcPr>
+          <w:p>
+            <w:pPr>
+              <w:cnfStyle w:val="000000100000" w:firstRow="0" w:lastRow="0" w:firstColumn="0" w:lastColumn="0" w:oddVBand="0" w:evenVBand="0" w:oddHBand="1" w:evenHBand="0" w:firstRowFirstColumn="0" w:firstRowLastColumn="0" w:lastRowFirstColumn="0" w:lastRowLastColumn="0"/>
+              <w:rPr>
+                <w:rFonts w:ascii="Cairo" w:hAnsi="Cairo"/>
+                <w:color w:val="000000"/>
+              </w:rPr>
+            </w:pPr>
+            <w:r>
+              <w:rPr>
+                <w:rFonts w:ascii="Cairo" w:hAnsi="Cairo"/>
+                <w:color w:val="000000"/>
+              </w:rPr>
+              <w:t/>
+            </w:r>
+          </w:p>
+        </w:tc>
+        <w:tc>
+          <w:tcPr>
+            <w:tcW w:w="1956" w:type="dxa"/>
             <w:vAlign w:val="center"/>
           </w:tcPr>
           <w:p>
